--- a/klagomål/A 62997-2025 FSC-klagomål.docx
+++ b/klagomål/A 62997-2025 FSC-klagomål.docx
@@ -1043,7 +1043,7 @@
     <w:r>
       <w:tab/>
       <w:tab/>
-      <w:t>2026-03-17</w:t>
+      <w:t>2026-03-18</w:t>
       <w:br/>
       <w:br/>
     </w:r>

--- a/klagomål/A 62997-2025 FSC-klagomål.docx
+++ b/klagomål/A 62997-2025 FSC-klagomål.docx
@@ -1043,7 +1043,7 @@
     <w:r>
       <w:tab/>
       <w:tab/>
-      <w:t>2026-03-18</w:t>
+      <w:t>2026-03-19</w:t>
       <w:br/>
       <w:br/>
     </w:r>

--- a/klagomål/A 62997-2025 FSC-klagomål.docx
+++ b/klagomål/A 62997-2025 FSC-klagomål.docx
@@ -1043,7 +1043,7 @@
     <w:r>
       <w:tab/>
       <w:tab/>
-      <w:t>2026-03-19</w:t>
+      <w:t>2026-03-20</w:t>
       <w:br/>
       <w:br/>
     </w:r>

--- a/klagomål/A 62997-2025 FSC-klagomål.docx
+++ b/klagomål/A 62997-2025 FSC-klagomål.docx
@@ -1043,7 +1043,7 @@
     <w:r>
       <w:tab/>
       <w:tab/>
-      <w:t>2026-03-20</w:t>
+      <w:t>2026-03-21</w:t>
       <w:br/>
       <w:br/>
     </w:r>

--- a/klagomål/A 62997-2025 FSC-klagomål.docx
+++ b/klagomål/A 62997-2025 FSC-klagomål.docx
@@ -1043,7 +1043,7 @@
     <w:r>
       <w:tab/>
       <w:tab/>
-      <w:t>2026-03-21</w:t>
+      <w:t>2026-03-22</w:t>
       <w:br/>
       <w:br/>
     </w:r>

--- a/klagomål/A 62997-2025 FSC-klagomål.docx
+++ b/klagomål/A 62997-2025 FSC-klagomål.docx
@@ -1043,7 +1043,7 @@
     <w:r>
       <w:tab/>
       <w:tab/>
-      <w:t>2026-03-22</w:t>
+      <w:t>2026-03-23</w:t>
       <w:br/>
       <w:br/>
     </w:r>

--- a/klagomål/A 62997-2025 FSC-klagomål.docx
+++ b/klagomål/A 62997-2025 FSC-klagomål.docx
@@ -1043,7 +1043,7 @@
     <w:r>
       <w:tab/>
       <w:tab/>
-      <w:t>2026-03-23</w:t>
+      <w:t>2026-03-24</w:t>
       <w:br/>
       <w:br/>
     </w:r>

--- a/klagomål/A 62997-2025 FSC-klagomål.docx
+++ b/klagomål/A 62997-2025 FSC-klagomål.docx
@@ -1043,7 +1043,7 @@
     <w:r>
       <w:tab/>
       <w:tab/>
-      <w:t>2026-03-24</w:t>
+      <w:t>2026-03-25</w:t>
       <w:br/>
       <w:br/>
     </w:r>

--- a/klagomål/A 62997-2025 FSC-klagomål.docx
+++ b/klagomål/A 62997-2025 FSC-klagomål.docx
@@ -1043,7 +1043,7 @@
     <w:r>
       <w:tab/>
       <w:tab/>
-      <w:t>2026-03-25</w:t>
+      <w:t>2026-03-26</w:t>
       <w:br/>
       <w:br/>
     </w:r>

--- a/klagomål/A 62997-2025 FSC-klagomål.docx
+++ b/klagomål/A 62997-2025 FSC-klagomål.docx
@@ -1043,7 +1043,7 @@
     <w:r>
       <w:tab/>
       <w:tab/>
-      <w:t>2026-03-26</w:t>
+      <w:t>2026-03-27</w:t>
       <w:br/>
       <w:br/>
     </w:r>

--- a/klagomål/A 62997-2025 FSC-klagomål.docx
+++ b/klagomål/A 62997-2025 FSC-klagomål.docx
@@ -1043,7 +1043,7 @@
     <w:r>
       <w:tab/>
       <w:tab/>
-      <w:t>2026-03-27</w:t>
+      <w:t>2026-03-28</w:t>
       <w:br/>
       <w:br/>
     </w:r>

--- a/klagomål/A 62997-2025 FSC-klagomål.docx
+++ b/klagomål/A 62997-2025 FSC-klagomål.docx
@@ -1043,7 +1043,7 @@
     <w:r>
       <w:tab/>
       <w:tab/>
-      <w:t>2026-03-28</w:t>
+      <w:t>2026-03-29</w:t>
       <w:br/>
       <w:br/>
     </w:r>

--- a/klagomål/A 62997-2025 FSC-klagomål.docx
+++ b/klagomål/A 62997-2025 FSC-klagomål.docx
@@ -1043,7 +1043,7 @@
     <w:r>
       <w:tab/>
       <w:tab/>
-      <w:t>2026-03-29</w:t>
+      <w:t>2026-03-30</w:t>
       <w:br/>
       <w:br/>
     </w:r>

--- a/klagomål/A 62997-2025 FSC-klagomål.docx
+++ b/klagomål/A 62997-2025 FSC-klagomål.docx
@@ -1043,7 +1043,7 @@
     <w:r>
       <w:tab/>
       <w:tab/>
-      <w:t>2026-03-30</w:t>
+      <w:t>2026-03-31</w:t>
       <w:br/>
       <w:br/>
     </w:r>

--- a/klagomål/A 62997-2025 FSC-klagomål.docx
+++ b/klagomål/A 62997-2025 FSC-klagomål.docx
@@ -1043,7 +1043,7 @@
     <w:r>
       <w:tab/>
       <w:tab/>
-      <w:t>2026-03-31</w:t>
+      <w:t>2026-04-01</w:t>
       <w:br/>
       <w:br/>
     </w:r>

--- a/klagomål/A 62997-2025 FSC-klagomål.docx
+++ b/klagomål/A 62997-2025 FSC-klagomål.docx
@@ -1043,7 +1043,7 @@
     <w:r>
       <w:tab/>
       <w:tab/>
-      <w:t>2026-04-01</w:t>
+      <w:t>2026-04-02</w:t>
       <w:br/>
       <w:br/>
     </w:r>

--- a/klagomål/A 62997-2025 FSC-klagomål.docx
+++ b/klagomål/A 62997-2025 FSC-klagomål.docx
@@ -1043,7 +1043,7 @@
     <w:r>
       <w:tab/>
       <w:tab/>
-      <w:t>2026-04-02</w:t>
+      <w:t>2026-04-03</w:t>
       <w:br/>
       <w:br/>
     </w:r>

--- a/klagomål/A 62997-2025 FSC-klagomål.docx
+++ b/klagomål/A 62997-2025 FSC-klagomål.docx
@@ -1043,7 +1043,7 @@
     <w:r>
       <w:tab/>
       <w:tab/>
-      <w:t>2026-04-03</w:t>
+      <w:t>2026-04-04</w:t>
       <w:br/>
       <w:br/>
     </w:r>

--- a/klagomål/A 62997-2025 FSC-klagomål.docx
+++ b/klagomål/A 62997-2025 FSC-klagomål.docx
@@ -1043,7 +1043,7 @@
     <w:r>
       <w:tab/>
       <w:tab/>
-      <w:t>2026-04-04</w:t>
+      <w:t>2026-04-05</w:t>
       <w:br/>
       <w:br/>
     </w:r>

--- a/klagomål/A 62997-2025 FSC-klagomål.docx
+++ b/klagomål/A 62997-2025 FSC-klagomål.docx
@@ -1043,7 +1043,7 @@
     <w:r>
       <w:tab/>
       <w:tab/>
-      <w:t>2026-04-05</w:t>
+      <w:t>2026-04-06</w:t>
       <w:br/>
       <w:br/>
     </w:r>

--- a/klagomål/A 62997-2025 FSC-klagomål.docx
+++ b/klagomål/A 62997-2025 FSC-klagomål.docx
@@ -251,10 +251,10 @@
         <w:rPr>
           <w:b/>
         </w:rPr>
-        <w:t>Garnlav (NT)</w:t>
-      </w:r>
-      <w:r>
-        <w:t xml:space="preserve"> är en utpräglad barrskogsart som ibland kan drapera träden i norrländska grannaturskogar med hög luftfuktighet. Den förekommer även i talldominerade bestånd där den, förutom i trädens grenverk, påträffas hängande över ojämnheter i tallbarken. Arten har minskat starkt i södra och mellersta Sverige och den minskar även i sitt nordliga utbredningsområde. Orsaken till tillbakagången beror främst på slutavverkningar av naturskogsartade skogar. Bestånd med riklig förekomst bör regelmässigt sparas. Garnlav är värdväxt för den mycket sällsynta och akut hotade fjärilen barrskogslavfly (CR) som hör hemma i boreala barrskogar med riklig förekomst av värdväxten. Tidigare kunde arten konstateras årligen på flera platser vid Dala-Floda i Dalarna innan lokalerna kalavverkades. Senaste fyndet i landet av barrskogslavfly är från år 2000 då den påträffades vid Högberget i Sollefteå kommun. Garnlav är typisk art för </w:t>
+        <w:t>Garnlav (VU)</w:t>
+      </w:r>
+      <w:r>
+        <w:t xml:space="preserve"> är en utpräglad barrskogsart som ibland kan drapera träden i norrländska grannaturskogar med hög luftfuktighet. Den förekommer även i talldominerade bestånd där den, förutom i trädens grenverk, påträffas hängande över ojämnheter i tallbarken. Arten har minskat starkt i södra och mellersta Sverige och den minskar även i sitt nordliga utbredningsområde. Minskningstakten uppgår till 30 (20–50) % inom 50 år och överstiger gränsvärdet för Sårbar (VU). Orsaken till tillbakagången beror främst på slutavverkningar av naturskogsartade skogar. Bestånd med riklig förekomst bör regelmässigt sparas, vilket även gynnar flera andra sällsynta och rödlistade arter. Garnlav är värdväxt för den mycket sällsynta och akut hotade fjärilen barrskogslavfly (CR) som hör hemma i boreala barrskogar med riklig förekomst av värdväxten. Tidigare kunde arten konstateras årligen på flera platser vid Dala-Floda i Dalarna innan lokalerna kalavverkades. Senaste fyndet i landet av barrskogslavfly är från år 2000 då den påträffades vid Högberget i Sollefteå kommun. Garnlav är typisk art för </w:t>
       </w:r>
       <w:r>
         <w:rPr>
@@ -272,7 +272,7 @@
         <w:t xml:space="preserve"> 9070 Trädklädd betesmark</w:t>
       </w:r>
       <w:r>
-        <w:t xml:space="preserve"> (SLU Artdatabanken, 2024).</w:t>
+        <w:t xml:space="preserve"> (SLU Artdatabanken, 2026).</w:t>
       </w:r>
     </w:p>
     <w:p>
@@ -336,10 +336,10 @@
         <w:rPr>
           <w:b/>
         </w:rPr>
-        <w:t>Sparvuggla (§4)</w:t>
-      </w:r>
-      <w:r>
-        <w:t>, som omfattas av fågeldirektivets bilaga 1, häckar i naturskog samt i klassisk bondeskog och förekommer främst i större skogsområden som domineras av barrblandskog med stort inslag av asp, björk och andra lövträd. Den behöver relativt stora skogsområden och saknas helt i mindre skogar och isolerade dungar. Reviren är i storleksordningen upp till 200 hektar. Sparvugglan missgynnas av överföring av variationsrika bondeskogar till ensartade produktionsskogar. Särskilt avverkning av lövträdsrika kantzoner och igenplantering av gamla inägor (Skogsstyrelsen, 2016).</w:t>
+        <w:t>Sparvuggla (NT, §4)</w:t>
+      </w:r>
+      <w:r>
+        <w:t xml:space="preserve"> är fridlyst enligt 4§ artskyddsförordningen och omfattas av bilaga 1 EU:s fågeldirektiv. Den har minskat med 15 (5–25) % under de senaste 15 åren och minskningstakten för den svenska populationen bedöms vara nära gränsvärdet för Sårbar (VU).  Sparvugglan häckar i naturskog samt i klassisk bondeskog och förekommer främst i större skogsområden som domineras av barrblandskog med stort inslag av asp, björk och andra lövträd. Den behöver relativt stora skogsområden och saknas helt i mindre skogar och isolerade dungar. Reviren är i storleksordningen upp till 200 hektar. Sparvugglan missgynnas av överföring av variationsrika bondeskogar till ensartade produktionsskogar. Särskilt avverkning av lövträdsrika kantzoner och igenplantering av gamla inägor (SLU Artdatabanken, 2026; Skogsstyrelsen, 2016).</w:t>
       </w:r>
     </w:p>
     <w:p>
@@ -692,7 +692,12 @@
     </w:p>
     <w:p>
       <w:r>
-        <w:t>Sparvuggla (§4), som omfattas av fågeldirektivets bilaga 1, häckar i naturskog samt i klassisk bondeskog och förekommer främst i större skogsområden som domineras av barrblandskog med stort inslag av asp, björk och andra lövträd. Den behöver relativt stora skogsområden och saknas helt i mindre skogar och isolerade dungar. Reviren är i storleksordningen upp till 200 hektar. Sparvugglan missgynnas av överföring av variationsrika bondeskogar till ensartade produktionsskogar – särskilt avverkning av lövträdsrika kantzoner och igenplantering av gamla inägor (Skogsstyrelsen, 2016).</w:t>
+        <w:t>Sparvuggla (NT, §4) är fridlyst enligt 4§ artskyddsförordningen och omfattas av bilaga 1 EU:s fågeldirektiv. Den har minskat med 15 (5–25) % under de senaste 15 åren och minskningstakten för den svenska populationen bedöms vara nära gränsvärdet för Sårbar (VU) (SLU Artdatabanken 2026).</w:t>
+      </w:r>
+    </w:p>
+    <w:p>
+      <w:r>
+        <w:t>Sparvugglan häckar i naturskog samt i klassisk bondeskog och förekommer främst i större skogsområden som domineras av barrblandskog med stort inslag av asp, björk och andra lövträd. Den behöver relativt stora skogsområden och saknas helt i mindre skogar och isolerade dungar. Reviren är i storleksordningen upp till 200 hektar. Sparvugglan missgynnas av överföring av variationsrika bondeskogar till ensartade produktionsskogar – särskilt avverkning av lövträdsrika kantzoner och igenplantering av gamla inägor (Skogsstyrelsen, 2016).</w:t>
       </w:r>
     </w:p>
     <w:p>
@@ -712,6 +717,20 @@
           <w:i/>
         </w:rPr>
         <w:t>Vägledning för hänsyn till sparvuggla.</w:t>
+      </w:r>
+    </w:p>
+    <w:p>
+      <w:r>
+        <w:t xml:space="preserve">SLU Artdatabanken, 2026. </w:t>
+      </w:r>
+      <w:r>
+        <w:rPr>
+          <w:i/>
+        </w:rPr>
+        <w:t xml:space="preserve">Artfaktablad. Naturvård – artfakta. </w:t>
+      </w:r>
+      <w:r>
+        <w:t>SLU Artdatabanken, Uppsala.</w:t>
       </w:r>
     </w:p>
     <w:p>
@@ -1043,7 +1062,7 @@
     <w:r>
       <w:tab/>
       <w:tab/>
-      <w:t>2026-04-06</w:t>
+      <w:t>2026-04-07</w:t>
       <w:br/>
       <w:br/>
     </w:r>

--- a/klagomål/A 62997-2025 FSC-klagomål.docx
+++ b/klagomål/A 62997-2025 FSC-klagomål.docx
@@ -1062,7 +1062,7 @@
     <w:r>
       <w:tab/>
       <w:tab/>
-      <w:t>2026-04-07</w:t>
+      <w:t>2026-04-08</w:t>
       <w:br/>
       <w:br/>
     </w:r>

--- a/klagomål/A 62997-2025 FSC-klagomål.docx
+++ b/klagomål/A 62997-2025 FSC-klagomål.docx
@@ -1062,7 +1062,7 @@
     <w:r>
       <w:tab/>
       <w:tab/>
-      <w:t>2026-04-08</w:t>
+      <w:t>2026-04-09</w:t>
       <w:br/>
       <w:br/>
     </w:r>

--- a/klagomål/A 62997-2025 FSC-klagomål.docx
+++ b/klagomål/A 62997-2025 FSC-klagomål.docx
@@ -1062,7 +1062,7 @@
     <w:r>
       <w:tab/>
       <w:tab/>
-      <w:t>2026-04-09</w:t>
+      <w:t>2026-04-10</w:t>
       <w:br/>
       <w:br/>
     </w:r>

--- a/klagomål/A 62997-2025 FSC-klagomål.docx
+++ b/klagomål/A 62997-2025 FSC-klagomål.docx
@@ -1062,7 +1062,7 @@
     <w:r>
       <w:tab/>
       <w:tab/>
-      <w:t>2026-04-10</w:t>
+      <w:t>2026-04-11</w:t>
       <w:br/>
       <w:br/>
     </w:r>
